--- a/Day-4/Problem-Statement-collections.docx
+++ b/Day-4/Problem-Statement-collections.docx
@@ -240,7 +240,7 @@
           <w:lang w:val="en-IN"/>
         </w:rPr>
         <w:pict w14:anchorId="1C4EDFFB">
-          <v:rect id="_x0000_i1055" style="width:0;height:1.5pt" o:hralign="center" o:hrstd="t" o:hr="t" fillcolor="#a0a0a0" stroked="f"/>
+          <v:rect id="_x0000_i1025" style="width:0;height:1.5pt" o:hralign="center" o:hrstd="t" o:hr="t" fillcolor="#a0a0a0" stroked="f"/>
         </w:pict>
       </w:r>
     </w:p>
@@ -485,7 +485,7 @@
           <w:lang w:val="en-IN"/>
         </w:rPr>
         <w:pict w14:anchorId="18F35F5A">
-          <v:rect id="_x0000_i1056" style="width:0;height:1.5pt" o:hralign="center" o:hrstd="t" o:hr="t" fillcolor="#a0a0a0" stroked="f"/>
+          <v:rect id="_x0000_i1026" style="width:0;height:1.5pt" o:hralign="center" o:hrstd="t" o:hr="t" fillcolor="#a0a0a0" stroked="f"/>
         </w:pict>
       </w:r>
     </w:p>
@@ -543,7 +543,7 @@
         </w:rPr>
         <w:lastRenderedPageBreak/>
         <w:pict w14:anchorId="4B9DB7E4">
-          <v:rect id="_x0000_i1057" style="width:0;height:1.5pt" o:hralign="center" o:hrstd="t" o:hr="t" fillcolor="#a0a0a0" stroked="f"/>
+          <v:rect id="_x0000_i1027" style="width:0;height:1.5pt" o:hralign="center" o:hrstd="t" o:hr="t" fillcolor="#a0a0a0" stroked="f"/>
         </w:pict>
       </w:r>
     </w:p>
@@ -677,7 +677,7 @@
           <w:lang w:val="en-IN"/>
         </w:rPr>
         <w:pict w14:anchorId="7CA48881">
-          <v:rect id="_x0000_i1058" style="width:0;height:1.5pt" o:hralign="center" o:hrstd="t" o:hr="t" fillcolor="#a0a0a0" stroked="f"/>
+          <v:rect id="_x0000_i1028" style="width:0;height:1.5pt" o:hralign="center" o:hrstd="t" o:hr="t" fillcolor="#a0a0a0" stroked="f"/>
         </w:pict>
       </w:r>
     </w:p>
@@ -756,7 +756,7 @@
           <w:lang w:val="en-IN"/>
         </w:rPr>
         <w:pict w14:anchorId="4F15C588">
-          <v:rect id="_x0000_i1059" style="width:0;height:1.5pt" o:hralign="center" o:hrstd="t" o:hr="t" fillcolor="#a0a0a0" stroked="f"/>
+          <v:rect id="_x0000_i1029" style="width:0;height:1.5pt" o:hralign="center" o:hrstd="t" o:hr="t" fillcolor="#a0a0a0" stroked="f"/>
         </w:pict>
       </w:r>
     </w:p>
@@ -1933,6 +1933,7 @@
   <w:style w:type="character" w:default="1" w:styleId="DefaultParagraphFont">
     <w:name w:val="Default Paragraph Font"/>
     <w:uiPriority w:val="1"/>
+    <w:semiHidden/>
     <w:unhideWhenUsed/>
   </w:style>
   <w:style w:type="table" w:default="1" w:styleId="TableNormal">
